--- a/docs/synthese_soutenance.docx
+++ b/docs/synthese_soutenance.docx
@@ -1014,6 +1014,86 @@
     </w:p>
     <w:p>
       <w:r>
+        <w:rPr>
+          <w:b/>
+        </w:rPr>
+        <w:t>Décomposer retriever vs générateur (cas Q4)</w:t>
+      </w:r>
+      <w:r>
+        <w:t xml:space="preserve"> : une seule question</w:t>
+      </w:r>
+    </w:p>
+    <w:p>
+      <w:r>
+        <w:t>sous-performe de façon stable — « concerts de musique classique ». En</w:t>
+      </w:r>
+    </w:p>
+    <w:p>
+      <w:r>
+        <w:t>lisant le CSV de résultats, j'ai vu que le retriever fournit les 5 bons</w:t>
+      </w:r>
+    </w:p>
+    <w:p>
+      <w:r>
+        <w:t xml:space="preserve">événements (hit=1) mais que </w:t>
+      </w:r>
+      <w:r>
+        <w:rPr>
+          <w:rFonts w:ascii="Consolas" w:hAnsi="Consolas"/>
+          <w:sz w:val="20"/>
+        </w:rPr>
+        <w:t>mistral-small</w:t>
+      </w:r>
+      <w:r>
+        <w:t xml:space="preserve"> refuse à tort (« pas</w:t>
+      </w:r>
+    </w:p>
+    <w:p>
+      <w:r>
+        <w:t xml:space="preserve">trouvé »). C'est donc une </w:t>
+      </w:r>
+      <w:r>
+        <w:rPr>
+          <w:b/>
+        </w:rPr>
+        <w:t>faute du générateur, pas du retriever</w:t>
+      </w:r>
+      <w:r>
+        <w:t xml:space="preserve"> :</w:t>
+      </w:r>
+    </w:p>
+    <w:p>
+      <w:r>
+        <w:t>le petit modèle est parfois trop conservateur sur les requêtes</w:t>
+      </w:r>
+    </w:p>
+    <w:p>
+      <w:r>
+        <w:t xml:space="preserve">thématiques pointues. Levier v1 : </w:t>
+      </w:r>
+      <w:r>
+        <w:rPr>
+          <w:rFonts w:ascii="Consolas" w:hAnsi="Consolas"/>
+          <w:sz w:val="20"/>
+        </w:rPr>
+        <w:t>mistral-large</w:t>
+      </w:r>
+      <w:r>
+        <w:t xml:space="preserve"> ou re-ranker. À dire :</w:t>
+      </w:r>
+    </w:p>
+    <w:p>
+      <w:r>
+        <w:t>« le CSV permet de savoir si c'est l'index ou le modèle qui a failli —</w:t>
+      </w:r>
+    </w:p>
+    <w:p>
+      <w:r>
+        <w:t>ici l'index est parfait, c'est le modèle. »</w:t>
+      </w:r>
+    </w:p>
+    <w:p>
+      <w:r>
         <w:t>____________________________________________________________</w:t>
       </w:r>
     </w:p>

--- a/docs/synthese_soutenance.docx
+++ b/docs/synthese_soutenance.docx
@@ -1102,6 +1102,145 @@
         <w:pStyle w:val="Heading2"/>
       </w:pPr>
       <w:r>
+        <w:t>5 bis. RAGAS — pourquoi je ne l'ai pas utilisé</w:t>
+      </w:r>
+    </w:p>
+    <w:p>
+      <w:r>
+        <w:t>Si on me demande « pourquoi pas RAGAS ? » (vu en cours) :</w:t>
+      </w:r>
+    </w:p>
+    <w:p>
+      <w:pPr>
+        <w:pStyle w:val="ListBullet"/>
+      </w:pPr>
+      <w:r>
+        <w:t>Les consignes demandent de mesurer la qualité « par rapport aux</w:t>
+      </w:r>
+    </w:p>
+    <w:p>
+      <w:r>
+        <w:t xml:space="preserve">  réponses annotées » (même sens + mêmes informations). Mes métriques</w:t>
+      </w:r>
+    </w:p>
+    <w:p>
+      <w:r>
+        <w:t xml:space="preserve">  maison cosine + juge couvrent exactement ce critère. RAGAS n'est pas</w:t>
+      </w:r>
+    </w:p>
+    <w:p>
+      <w:r>
+        <w:t xml:space="preserve">  demandé.</w:t>
+      </w:r>
+    </w:p>
+    <w:p>
+      <w:pPr>
+        <w:pStyle w:val="ListBullet"/>
+      </w:pPr>
+      <w:r>
+        <w:t>Vérifié sur PyPI (ragas 0.4.3) : il dépend directement de openai</w:t>
+      </w:r>
+    </w:p>
+    <w:p>
+      <w:r>
+        <w:t xml:space="preserve">  et </w:t>
+      </w:r>
+      <w:r>
+        <w:rPr>
+          <w:rFonts w:ascii="Consolas" w:hAnsi="Consolas"/>
+          <w:sz w:val="20"/>
+        </w:rPr>
+        <w:t>langchain_openai</w:t>
+      </w:r>
+      <w:r>
+        <w:t xml:space="preserve">, plus </w:t>
+      </w:r>
+      <w:r>
+        <w:rPr>
+          <w:rFonts w:ascii="Consolas" w:hAnsi="Consolas"/>
+          <w:sz w:val="20"/>
+        </w:rPr>
+        <w:t>datasets</w:t>
+      </w:r>
+      <w:r>
+        <w:t xml:space="preserve"> HuggingFace (~150-200 Mo).</w:t>
+      </w:r>
+    </w:p>
+    <w:p>
+      <w:r>
+        <w:t xml:space="preserve">  Importer l'écosystème d'un concurrent (OpenAI) dans un POC 100 %</w:t>
+      </w:r>
+    </w:p>
+    <w:p>
+      <w:r>
+        <w:t xml:space="preserve">  Mistral serait incohérent, pour des métriques hors-périmètre.</w:t>
+      </w:r>
+    </w:p>
+    <w:p>
+      <w:pPr>
+        <w:pStyle w:val="ListBullet"/>
+      </w:pPr>
+      <w:r>
+        <w:t>J'ai fait l'esprit de RAGAS à la main : la faithfulness</w:t>
+      </w:r>
+    </w:p>
+    <w:p>
+      <w:r>
+        <w:t xml:space="preserve">  (anti-hallucination) = mon verrou de périmètre (cas « capitale de</w:t>
+      </w:r>
+    </w:p>
+    <w:p>
+      <w:r>
+        <w:t xml:space="preserve">  l'Italie ») ; la </w:t>
+      </w:r>
+      <w:r>
+        <w:rPr>
+          <w:i/>
+        </w:rPr>
+        <w:t>context precision</w:t>
+      </w:r>
+      <w:r>
+        <w:t xml:space="preserve"> = mon filtre anti-bruit (13 % de</w:t>
+      </w:r>
+    </w:p>
+    <w:p>
+      <w:r>
+        <w:t xml:space="preserve">  bruit retiré). RAGAS aurait chiffré automatiquement ces deux choses.</w:t>
+      </w:r>
+    </w:p>
+    <w:p>
+      <w:pPr>
+        <w:pStyle w:val="ListBullet"/>
+      </w:pPr>
+      <w:r>
+        <w:t>Gardé en reco v1 : pour industrialiser l'éval en CI nocturne, en le</w:t>
+      </w:r>
+    </w:p>
+    <w:p>
+      <w:r>
+        <w:t xml:space="preserve">  branchant explicitement sur Mistral.</w:t>
+      </w:r>
+    </w:p>
+    <w:p>
+      <w:r>
+        <w:t>À dire : « Je connais RAGAS, je sais ce qu'il apporterait — faithfulness</w:t>
+      </w:r>
+    </w:p>
+    <w:p>
+      <w:r>
+        <w:t>et context precision — et je l'ai mis en reco v1. Au POC, j'ai mesuré ce</w:t>
+      </w:r>
+    </w:p>
+    <w:p>
+      <w:r>
+        <w:t>que demande la consigne, sans importer l'écosystème OpenAI. »</w:t>
+      </w:r>
+    </w:p>
+    <w:p>
+      <w:pPr>
+        <w:pStyle w:val="Heading2"/>
+      </w:pPr>
+      <w:r>
         <w:t>6. Le récit du tuning (storytelling fort)</w:t>
       </w:r>
     </w:p>
@@ -1651,6 +1790,327 @@
     <w:p>
       <w:r>
         <w:t>____________________________________________________________</w:t>
+      </w:r>
+    </w:p>
+    <w:p>
+      <w:pPr>
+        <w:pStyle w:val="Heading2"/>
+      </w:pPr>
+      <w:r>
+        <w:t>9 bis. Commandes Docker (démo live)</w:t>
+      </w:r>
+    </w:p>
+    <w:tbl>
+      <w:tblPr>
+        <w:tblStyle w:val="LightGrid-Accent1"/>
+        <w:tblW w:type="auto" w:w="0"/>
+        <w:tblLook w:firstColumn="1" w:firstRow="1" w:lastColumn="0" w:lastRow="0" w:noHBand="0" w:noVBand="1" w:val="04A0"/>
+      </w:tblPr>
+      <w:tblGrid>
+        <w:gridCol w:w="4680"/>
+        <w:gridCol w:w="4680"/>
+      </w:tblGrid>
+      <w:tr>
+        <w:tc>
+          <w:tcPr>
+            <w:tcW w:type="dxa" w:w="4680"/>
+          </w:tcPr>
+          <w:p>
+            <w:r>
+              <w:rPr>
+                <w:b/>
+              </w:rPr>
+              <w:t>Commande</w:t>
+            </w:r>
+          </w:p>
+        </w:tc>
+        <w:tc>
+          <w:tcPr>
+            <w:tcW w:type="dxa" w:w="4680"/>
+          </w:tcPr>
+          <w:p>
+            <w:r>
+              <w:rPr>
+                <w:b/>
+              </w:rPr>
+              <w:t>Rôle</w:t>
+            </w:r>
+          </w:p>
+        </w:tc>
+      </w:tr>
+      <w:tr>
+        <w:tc>
+          <w:tcPr>
+            <w:tcW w:type="dxa" w:w="4680"/>
+          </w:tcPr>
+          <w:p>
+            <w:r>
+              <w:t>`docker compose build`</w:t>
+            </w:r>
+          </w:p>
+        </w:tc>
+        <w:tc>
+          <w:tcPr>
+            <w:tcW w:type="dxa" w:w="4680"/>
+          </w:tcPr>
+          <w:p>
+            <w:r>
+              <w:t>Construit l'image (après modif de code)</w:t>
+            </w:r>
+          </w:p>
+        </w:tc>
+      </w:tr>
+      <w:tr>
+        <w:tc>
+          <w:tcPr>
+            <w:tcW w:type="dxa" w:w="4680"/>
+          </w:tcPr>
+          <w:p>
+            <w:r>
+              <w:t>`docker compose run --rm rag python scripts/pipeline.py`</w:t>
+            </w:r>
+          </w:p>
+        </w:tc>
+        <w:tc>
+          <w:tcPr>
+            <w:tcW w:type="dxa" w:w="4680"/>
+          </w:tcPr>
+          <w:p>
+            <w:r>
+              <w:t>fetch + tests + index (jetable)</w:t>
+            </w:r>
+          </w:p>
+        </w:tc>
+      </w:tr>
+      <w:tr>
+        <w:tc>
+          <w:tcPr>
+            <w:tcW w:type="dxa" w:w="4680"/>
+          </w:tcPr>
+          <w:p>
+            <w:r>
+              <w:t>`docker compose run --rm -it rag python scripts/03_run_chatbot_cli.py`</w:t>
+            </w:r>
+          </w:p>
+        </w:tc>
+        <w:tc>
+          <w:tcPr>
+            <w:tcW w:type="dxa" w:w="4680"/>
+          </w:tcPr>
+          <w:p>
+            <w:r>
+              <w:t>CLI interactif (`-it` requis)</w:t>
+            </w:r>
+          </w:p>
+        </w:tc>
+      </w:tr>
+      <w:tr>
+        <w:tc>
+          <w:tcPr>
+            <w:tcW w:type="dxa" w:w="4680"/>
+          </w:tcPr>
+          <w:p>
+            <w:r>
+              <w:t>`docker compose run --rm rag python scripts/05_evaluate.py --runs 3`</w:t>
+            </w:r>
+          </w:p>
+        </w:tc>
+        <w:tc>
+          <w:tcPr>
+            <w:tcW w:type="dxa" w:w="4680"/>
+          </w:tcPr>
+          <w:p>
+            <w:r>
+              <w:t>évaluation multi-run</w:t>
+            </w:r>
+          </w:p>
+        </w:tc>
+      </w:tr>
+      <w:tr>
+        <w:tc>
+          <w:tcPr>
+            <w:tcW w:type="dxa" w:w="4680"/>
+          </w:tcPr>
+          <w:p>
+            <w:r>
+              <w:t>`docker compose up rag`</w:t>
+            </w:r>
+          </w:p>
+        </w:tc>
+        <w:tc>
+          <w:tcPr>
+            <w:tcW w:type="dxa" w:w="4680"/>
+          </w:tcPr>
+          <w:p>
+            <w:r>
+              <w:t>démo Streamlit (port 8501)</w:t>
+            </w:r>
+          </w:p>
+        </w:tc>
+      </w:tr>
+      <w:tr>
+        <w:tc>
+          <w:tcPr>
+            <w:tcW w:type="dxa" w:w="4680"/>
+          </w:tcPr>
+          <w:p>
+            <w:r>
+              <w:t>`docker compose stop` / `start`</w:t>
+            </w:r>
+          </w:p>
+        </w:tc>
+        <w:tc>
+          <w:tcPr>
+            <w:tcW w:type="dxa" w:w="4680"/>
+          </w:tcPr>
+          <w:p>
+            <w:r>
+              <w:t>arrêt / redémarrage (conserve le container)</w:t>
+            </w:r>
+          </w:p>
+        </w:tc>
+      </w:tr>
+      <w:tr>
+        <w:tc>
+          <w:tcPr>
+            <w:tcW w:type="dxa" w:w="4680"/>
+          </w:tcPr>
+          <w:p>
+            <w:r>
+              <w:t>`docker compose down [--rmi local]`</w:t>
+            </w:r>
+          </w:p>
+        </w:tc>
+        <w:tc>
+          <w:tcPr>
+            <w:tcW w:type="dxa" w:w="4680"/>
+          </w:tcPr>
+          <w:p>
+            <w:r>
+              <w:t>supprime container (+ image)</w:t>
+            </w:r>
+          </w:p>
+        </w:tc>
+      </w:tr>
+      <w:tr>
+        <w:tc>
+          <w:tcPr>
+            <w:tcW w:type="dxa" w:w="4680"/>
+          </w:tcPr>
+          <w:p>
+            <w:r>
+              <w:t>`docker compose ps`</w:t>
+            </w:r>
+          </w:p>
+        </w:tc>
+        <w:tc>
+          <w:tcPr>
+            <w:tcW w:type="dxa" w:w="4680"/>
+          </w:tcPr>
+          <w:p>
+            <w:r>
+              <w:t>liste les containers</w:t>
+            </w:r>
+          </w:p>
+        </w:tc>
+      </w:tr>
+    </w:tbl>
+    <w:p/>
+    <w:p>
+      <w:r>
+        <w:rPr>
+          <w:b/>
+        </w:rPr>
+        <w:t>Persistance</w:t>
+      </w:r>
+      <w:r>
+        <w:t xml:space="preserve"> : </w:t>
+      </w:r>
+      <w:r>
+        <w:rPr>
+          <w:rFonts w:ascii="Consolas" w:hAnsi="Consolas"/>
+          <w:sz w:val="20"/>
+        </w:rPr>
+        <w:t>./data/</w:t>
+      </w:r>
+      <w:r>
+        <w:t xml:space="preserve"> (index FAISS, cache, dump, résultats) est un</w:t>
+      </w:r>
+    </w:p>
+    <w:p>
+      <w:r>
+        <w:rPr>
+          <w:b/>
+        </w:rPr>
+        <w:t>bind mount</w:t>
+      </w:r>
+      <w:r>
+        <w:t xml:space="preserve"> = dossier du disque hôte → survit à </w:t>
+      </w:r>
+      <w:r>
+        <w:rPr>
+          <w:rFonts w:ascii="Consolas" w:hAnsi="Consolas"/>
+          <w:sz w:val="20"/>
+        </w:rPr>
+        <w:t>stop</w:t>
+      </w:r>
+      <w:r>
+        <w:t xml:space="preserve">, </w:t>
+      </w:r>
+      <w:r>
+        <w:rPr>
+          <w:rFonts w:ascii="Consolas" w:hAnsi="Consolas"/>
+          <w:sz w:val="20"/>
+        </w:rPr>
+        <w:t>start</w:t>
+      </w:r>
+      <w:r>
+        <w:t xml:space="preserve">, </w:t>
+      </w:r>
+      <w:r>
+        <w:rPr>
+          <w:rFonts w:ascii="Consolas" w:hAnsi="Consolas"/>
+          <w:sz w:val="20"/>
+        </w:rPr>
+        <w:t>down</w:t>
+      </w:r>
+      <w:r>
+        <w:t>.</w:t>
+      </w:r>
+    </w:p>
+    <w:p>
+      <w:r>
+        <w:t>Seul l'état mémoire Streamlit (historique affiché, compteur) est perdu à</w:t>
+      </w:r>
+    </w:p>
+    <w:p>
+      <w:r>
+        <w:t>l'arrêt. Au redémarrage, l'index est rechargé depuis le disque (instantané).</w:t>
+      </w:r>
+    </w:p>
+    <w:p>
+      <w:r>
+        <w:t xml:space="preserve">À dire si on me demande la démo : « Je lance </w:t>
+      </w:r>
+      <w:r>
+        <w:rPr>
+          <w:rFonts w:ascii="Consolas" w:hAnsi="Consolas"/>
+          <w:sz w:val="20"/>
+        </w:rPr>
+        <w:t>docker compose up rag</w:t>
+      </w:r>
+      <w:r>
+        <w:t>,</w:t>
+      </w:r>
+    </w:p>
+    <w:p>
+      <w:r>
+        <w:t>l'index est déjà construit et persisté sur disque, donc le bot répond</w:t>
+      </w:r>
+    </w:p>
+    <w:p>
+      <w:r>
+        <w:t>immédiatement. »</w:t>
       </w:r>
     </w:p>
     <w:p>
